--- a/Xceed.Words.NET.Examples/Samples/Paragraph/Output/SimpleFormattedParagraphs.docx
+++ b/Xceed.Words.NET.Examples/Samples/Paragraph/Output/SimpleFormattedParagraphs.docx
@@ -10,7 +10,7 @@
       </w:pPr>
       <w:r>
         <w:rPr>
-          <w:lang w:val="en-US"/>
+          <w:lang w:val="en-CA"/>
           <w:sz w:val="30"/>
           <w:szCs w:val="30"/>
         </w:rPr>
@@ -126,7 +126,7 @@
       <w:r>
         <w:rPr>
           <w:shd w:fill="0000FF" w:val="diagStripe" w:color="FFFFFF"/>
-          <w:lang w:val="en-US"/>
+          <w:lang w:val="en-CA"/>
         </w:rPr>
         <w:t>This is a simple formatted text with shading pattern</w:t>
       </w:r>
@@ -168,7 +168,7 @@
         <w:rFonts w:ascii="Arial" w:hAnsi="Arial" w:cs="Arial" w:eastAsia="Arial"/>
         <w:sz w:val="30"/>
         <w:szCs w:val="30"/>
-        <w:lang w:val="en-US" w:eastAsia="en-US" w:bidi="ar-SA"/>
+        <w:lang w:val="en-CA" w:eastAsia="en-US" w:bidi="ar-SA"/>
         <w:color w:val="008000"/>
       </w:rPr>
     </w:rPrDefault>
